--- a/Document/健身/健身训练表.docx
+++ b/Document/健身/健身训练表.docx
@@ -998,7 +998,13 @@
               <w:rPr>
                 <w:rFonts w:hint="eastAsia"/>
               </w:rPr>
-              <w:t>囚徒深蹲</w:t>
+              <w:t>囚徒</w:t>
+            </w:r>
+            <w:r>
+              <w:rPr>
+                <w:rFonts w:hint="eastAsia"/>
+              </w:rPr>
+              <w:t>深蹲</w:t>
             </w:r>
           </w:p>
         </w:tc>
@@ -4000,7 +4006,7 @@
                 <w:rFonts w:asciiTheme="majorEastAsia" w:eastAsiaTheme="majorEastAsia" w:hAnsiTheme="majorEastAsia" w:hint="eastAsia"/>
                 <w:szCs w:val="21"/>
               </w:rPr>
-              <w:t>1000m</w:t>
+              <w:t>踢球</w:t>
             </w:r>
           </w:p>
         </w:tc>
@@ -4017,49 +4023,49 @@
                 <w:szCs w:val="21"/>
               </w:rPr>
             </w:pPr>
-            <w:r>
+          </w:p>
+        </w:tc>
+        <w:tc>
+          <w:tcPr>
+            <w:tcW w:w="1066" w:type="dxa"/>
+          </w:tcPr>
+          <w:p>
+            <w:pPr>
+              <w:jc w:val="center"/>
               <w:rPr>
                 <w:rFonts w:asciiTheme="majorEastAsia" w:eastAsiaTheme="majorEastAsia" w:hAnsiTheme="majorEastAsia" w:hint="eastAsia"/>
                 <w:szCs w:val="21"/>
               </w:rPr>
-              <w:t>打球</w:t>
-            </w:r>
-          </w:p>
-        </w:tc>
-        <w:tc>
-          <w:tcPr>
-            <w:tcW w:w="1066" w:type="dxa"/>
-          </w:tcPr>
-          <w:p>
-            <w:pPr>
-              <w:jc w:val="center"/>
+            </w:pPr>
+            <w:r>
               <w:rPr>
                 <w:rFonts w:asciiTheme="majorEastAsia" w:eastAsiaTheme="majorEastAsia" w:hAnsiTheme="majorEastAsia" w:hint="eastAsia"/>
                 <w:szCs w:val="21"/>
               </w:rPr>
-            </w:pPr>
-            <w:r>
+              <w:t>1000m</w:t>
+            </w:r>
+          </w:p>
+        </w:tc>
+        <w:tc>
+          <w:tcPr>
+            <w:tcW w:w="1066" w:type="dxa"/>
+            <w:shd w:val="clear" w:color="auto" w:fill="C1E4F5" w:themeFill="accent1" w:themeFillTint="33"/>
+          </w:tcPr>
+          <w:p>
+            <w:pPr>
+              <w:jc w:val="center"/>
               <w:rPr>
                 <w:rFonts w:asciiTheme="majorEastAsia" w:eastAsiaTheme="majorEastAsia" w:hAnsiTheme="majorEastAsia" w:hint="eastAsia"/>
                 <w:szCs w:val="21"/>
               </w:rPr>
-              <w:t>上肢</w:t>
-            </w:r>
-          </w:p>
-        </w:tc>
-        <w:tc>
-          <w:tcPr>
-            <w:tcW w:w="1066" w:type="dxa"/>
-            <w:shd w:val="clear" w:color="auto" w:fill="C1E4F5" w:themeFill="accent1" w:themeFillTint="33"/>
-          </w:tcPr>
-          <w:p>
-            <w:pPr>
-              <w:jc w:val="center"/>
+            </w:pPr>
+            <w:r>
               <w:rPr>
                 <w:rFonts w:asciiTheme="majorEastAsia" w:eastAsiaTheme="majorEastAsia" w:hAnsiTheme="majorEastAsia" w:hint="eastAsia"/>
                 <w:szCs w:val="21"/>
               </w:rPr>
-            </w:pPr>
+              <w:t>上肢</w:t>
+            </w:r>
           </w:p>
         </w:tc>
       </w:tr>
@@ -4162,7 +4168,7 @@
                 <w:rFonts w:asciiTheme="majorEastAsia" w:eastAsiaTheme="majorEastAsia" w:hAnsiTheme="majorEastAsia" w:hint="eastAsia"/>
                 <w:szCs w:val="21"/>
               </w:rPr>
-              <w:t>1000m</w:t>
+              <w:t>踢球</w:t>
             </w:r>
           </w:p>
         </w:tc>
@@ -4179,49 +4185,49 @@
                 <w:szCs w:val="21"/>
               </w:rPr>
             </w:pPr>
-            <w:r>
+          </w:p>
+        </w:tc>
+        <w:tc>
+          <w:tcPr>
+            <w:tcW w:w="1066" w:type="dxa"/>
+          </w:tcPr>
+          <w:p>
+            <w:pPr>
+              <w:jc w:val="center"/>
               <w:rPr>
                 <w:rFonts w:asciiTheme="majorEastAsia" w:eastAsiaTheme="majorEastAsia" w:hAnsiTheme="majorEastAsia" w:hint="eastAsia"/>
                 <w:szCs w:val="21"/>
               </w:rPr>
-              <w:t>打球</w:t>
-            </w:r>
-          </w:p>
-        </w:tc>
-        <w:tc>
-          <w:tcPr>
-            <w:tcW w:w="1066" w:type="dxa"/>
-          </w:tcPr>
-          <w:p>
-            <w:pPr>
-              <w:jc w:val="center"/>
+            </w:pPr>
+            <w:r>
               <w:rPr>
                 <w:rFonts w:asciiTheme="majorEastAsia" w:eastAsiaTheme="majorEastAsia" w:hAnsiTheme="majorEastAsia" w:hint="eastAsia"/>
                 <w:szCs w:val="21"/>
               </w:rPr>
-            </w:pPr>
-            <w:r>
+              <w:t>1000m</w:t>
+            </w:r>
+          </w:p>
+        </w:tc>
+        <w:tc>
+          <w:tcPr>
+            <w:tcW w:w="1066" w:type="dxa"/>
+            <w:shd w:val="clear" w:color="auto" w:fill="C1E4F5" w:themeFill="accent1" w:themeFillTint="33"/>
+          </w:tcPr>
+          <w:p>
+            <w:pPr>
+              <w:jc w:val="center"/>
               <w:rPr>
                 <w:rFonts w:asciiTheme="majorEastAsia" w:eastAsiaTheme="majorEastAsia" w:hAnsiTheme="majorEastAsia" w:hint="eastAsia"/>
                 <w:szCs w:val="21"/>
               </w:rPr>
-              <w:t>上肢</w:t>
-            </w:r>
-          </w:p>
-        </w:tc>
-        <w:tc>
-          <w:tcPr>
-            <w:tcW w:w="1066" w:type="dxa"/>
-            <w:shd w:val="clear" w:color="auto" w:fill="C1E4F5" w:themeFill="accent1" w:themeFillTint="33"/>
-          </w:tcPr>
-          <w:p>
-            <w:pPr>
-              <w:jc w:val="center"/>
+            </w:pPr>
+            <w:r>
               <w:rPr>
                 <w:rFonts w:asciiTheme="majorEastAsia" w:eastAsiaTheme="majorEastAsia" w:hAnsiTheme="majorEastAsia" w:hint="eastAsia"/>
                 <w:szCs w:val="21"/>
               </w:rPr>
-            </w:pPr>
+              <w:t>上肢</w:t>
+            </w:r>
           </w:p>
         </w:tc>
       </w:tr>
@@ -4324,7 +4330,7 @@
                 <w:rFonts w:asciiTheme="majorEastAsia" w:eastAsiaTheme="majorEastAsia" w:hAnsiTheme="majorEastAsia" w:hint="eastAsia"/>
                 <w:szCs w:val="21"/>
               </w:rPr>
-              <w:t>1000m</w:t>
+              <w:t>踢球</w:t>
             </w:r>
           </w:p>
         </w:tc>
@@ -4341,49 +4347,49 @@
                 <w:szCs w:val="21"/>
               </w:rPr>
             </w:pPr>
-            <w:r>
+          </w:p>
+        </w:tc>
+        <w:tc>
+          <w:tcPr>
+            <w:tcW w:w="1066" w:type="dxa"/>
+          </w:tcPr>
+          <w:p>
+            <w:pPr>
+              <w:jc w:val="center"/>
               <w:rPr>
                 <w:rFonts w:asciiTheme="majorEastAsia" w:eastAsiaTheme="majorEastAsia" w:hAnsiTheme="majorEastAsia" w:hint="eastAsia"/>
                 <w:szCs w:val="21"/>
               </w:rPr>
-              <w:t>打球</w:t>
-            </w:r>
-          </w:p>
-        </w:tc>
-        <w:tc>
-          <w:tcPr>
-            <w:tcW w:w="1066" w:type="dxa"/>
-          </w:tcPr>
-          <w:p>
-            <w:pPr>
-              <w:jc w:val="center"/>
+            </w:pPr>
+            <w:r>
               <w:rPr>
                 <w:rFonts w:asciiTheme="majorEastAsia" w:eastAsiaTheme="majorEastAsia" w:hAnsiTheme="majorEastAsia" w:hint="eastAsia"/>
                 <w:szCs w:val="21"/>
               </w:rPr>
-            </w:pPr>
-            <w:r>
+              <w:t>1000m</w:t>
+            </w:r>
+          </w:p>
+        </w:tc>
+        <w:tc>
+          <w:tcPr>
+            <w:tcW w:w="1066" w:type="dxa"/>
+            <w:shd w:val="clear" w:color="auto" w:fill="C1E4F5" w:themeFill="accent1" w:themeFillTint="33"/>
+          </w:tcPr>
+          <w:p>
+            <w:pPr>
+              <w:jc w:val="center"/>
               <w:rPr>
                 <w:rFonts w:asciiTheme="majorEastAsia" w:eastAsiaTheme="majorEastAsia" w:hAnsiTheme="majorEastAsia" w:hint="eastAsia"/>
                 <w:szCs w:val="21"/>
               </w:rPr>
-              <w:t>上肢</w:t>
-            </w:r>
-          </w:p>
-        </w:tc>
-        <w:tc>
-          <w:tcPr>
-            <w:tcW w:w="1066" w:type="dxa"/>
-            <w:shd w:val="clear" w:color="auto" w:fill="C1E4F5" w:themeFill="accent1" w:themeFillTint="33"/>
-          </w:tcPr>
-          <w:p>
-            <w:pPr>
-              <w:jc w:val="center"/>
+            </w:pPr>
+            <w:r>
               <w:rPr>
                 <w:rFonts w:asciiTheme="majorEastAsia" w:eastAsiaTheme="majorEastAsia" w:hAnsiTheme="majorEastAsia" w:hint="eastAsia"/>
                 <w:szCs w:val="21"/>
               </w:rPr>
-            </w:pPr>
+              <w:t>上肢</w:t>
+            </w:r>
           </w:p>
         </w:tc>
       </w:tr>
@@ -4474,28 +4480,28 @@
                 <w:szCs w:val="21"/>
               </w:rPr>
             </w:pPr>
-          </w:p>
-        </w:tc>
-        <w:tc>
-          <w:tcPr>
-            <w:tcW w:w="1066" w:type="dxa"/>
-            <w:shd w:val="clear" w:color="auto" w:fill="C1E4F5" w:themeFill="accent1" w:themeFillTint="33"/>
-          </w:tcPr>
-          <w:p>
-            <w:pPr>
-              <w:jc w:val="center"/>
+            <w:r>
               <w:rPr>
                 <w:rFonts w:asciiTheme="majorEastAsia" w:eastAsiaTheme="majorEastAsia" w:hAnsiTheme="majorEastAsia" w:hint="eastAsia"/>
                 <w:szCs w:val="21"/>
               </w:rPr>
-            </w:pPr>
-            <w:r>
+              <w:t>踢球</w:t>
+            </w:r>
+          </w:p>
+        </w:tc>
+        <w:tc>
+          <w:tcPr>
+            <w:tcW w:w="1066" w:type="dxa"/>
+            <w:shd w:val="clear" w:color="auto" w:fill="C1E4F5" w:themeFill="accent1" w:themeFillTint="33"/>
+          </w:tcPr>
+          <w:p>
+            <w:pPr>
+              <w:jc w:val="center"/>
               <w:rPr>
                 <w:rFonts w:asciiTheme="majorEastAsia" w:eastAsiaTheme="majorEastAsia" w:hAnsiTheme="majorEastAsia" w:hint="eastAsia"/>
                 <w:szCs w:val="21"/>
               </w:rPr>
-              <w:t>体能</w:t>
-            </w:r>
+            </w:pPr>
           </w:p>
         </w:tc>
         <w:tc>
@@ -4515,7 +4521,7 @@
                 <w:rFonts w:asciiTheme="majorEastAsia" w:eastAsiaTheme="majorEastAsia" w:hAnsiTheme="majorEastAsia" w:hint="eastAsia"/>
                 <w:szCs w:val="21"/>
               </w:rPr>
-              <w:t>类瑜伽</w:t>
+              <w:t>体能</w:t>
             </w:r>
           </w:p>
         </w:tc>
@@ -4532,6 +4538,13 @@
                 <w:szCs w:val="21"/>
               </w:rPr>
             </w:pPr>
+            <w:r>
+              <w:rPr>
+                <w:rFonts w:asciiTheme="majorEastAsia" w:eastAsiaTheme="majorEastAsia" w:hAnsiTheme="majorEastAsia" w:hint="eastAsia"/>
+                <w:szCs w:val="21"/>
+              </w:rPr>
+              <w:t>类瑜伽</w:t>
+            </w:r>
           </w:p>
         </w:tc>
       </w:tr>
@@ -4580,14 +4593,7 @@
                 <w:rFonts w:asciiTheme="majorEastAsia" w:eastAsiaTheme="majorEastAsia" w:hAnsiTheme="majorEastAsia" w:hint="eastAsia"/>
                 <w:szCs w:val="21"/>
               </w:rPr>
-              <w:t xml:space="preserve">           2、运动前、组</w:t>
-            </w:r>
-            <w:r>
-              <w:rPr>
-                <w:rFonts w:asciiTheme="majorEastAsia" w:eastAsiaTheme="majorEastAsia" w:hAnsiTheme="majorEastAsia" w:hint="eastAsia"/>
-                <w:szCs w:val="21"/>
-              </w:rPr>
-              <w:t>间</w:t>
+              <w:t xml:space="preserve">           2、运动前、组间</w:t>
             </w:r>
             <w:r>
               <w:rPr>
@@ -10458,7 +10464,7 @@
     <w:p>
       <w:pPr>
         <w:rPr>
-          <w:rFonts w:ascii="仿宋" w:eastAsia="仿宋" w:hAnsi="仿宋"/>
+          <w:rFonts w:ascii="仿宋" w:eastAsia="仿宋" w:hAnsi="仿宋" w:hint="eastAsia"/>
           <w:b/>
           <w:bCs/>
           <w:sz w:val="30"/>
@@ -10469,7 +10475,7 @@
     <w:p>
       <w:pPr>
         <w:rPr>
-          <w:rFonts w:ascii="仿宋" w:eastAsia="仿宋" w:hAnsi="仿宋"/>
+          <w:rFonts w:ascii="仿宋" w:eastAsia="仿宋" w:hAnsi="仿宋" w:hint="eastAsia"/>
           <w:b/>
           <w:bCs/>
           <w:sz w:val="30"/>
@@ -10525,7 +10531,7 @@
           <w:numId w:val="2"/>
         </w:numPr>
         <w:rPr>
-          <w:rFonts w:ascii="仿宋" w:eastAsia="仿宋" w:hAnsi="仿宋"/>
+          <w:rFonts w:ascii="仿宋" w:eastAsia="仿宋" w:hAnsi="仿宋" w:hint="eastAsia"/>
           <w:b/>
           <w:bCs/>
           <w:sz w:val="30"/>
@@ -10551,7 +10557,7 @@
           <w:numId w:val="2"/>
         </w:numPr>
         <w:rPr>
-          <w:rFonts w:ascii="仿宋" w:eastAsia="仿宋" w:hAnsi="仿宋"/>
+          <w:rFonts w:ascii="仿宋" w:eastAsia="仿宋" w:hAnsi="仿宋" w:hint="eastAsia"/>
           <w:b/>
           <w:bCs/>
           <w:sz w:val="30"/>
@@ -10577,7 +10583,7 @@
           <w:numId w:val="2"/>
         </w:numPr>
         <w:rPr>
-          <w:rFonts w:ascii="仿宋" w:eastAsia="仿宋" w:hAnsi="仿宋"/>
+          <w:rFonts w:ascii="仿宋" w:eastAsia="仿宋" w:hAnsi="仿宋" w:hint="eastAsia"/>
           <w:b/>
           <w:bCs/>
           <w:sz w:val="30"/>
@@ -10603,7 +10609,7 @@
           <w:numId w:val="2"/>
         </w:numPr>
         <w:rPr>
-          <w:rFonts w:ascii="仿宋" w:eastAsia="仿宋" w:hAnsi="仿宋"/>
+          <w:rFonts w:ascii="仿宋" w:eastAsia="仿宋" w:hAnsi="仿宋" w:hint="eastAsia"/>
           <w:b/>
           <w:bCs/>
           <w:sz w:val="30"/>
@@ -10629,7 +10635,7 @@
           <w:numId w:val="2"/>
         </w:numPr>
         <w:rPr>
-          <w:rFonts w:ascii="仿宋" w:eastAsia="仿宋" w:hAnsi="仿宋"/>
+          <w:rFonts w:ascii="仿宋" w:eastAsia="仿宋" w:hAnsi="仿宋" w:hint="eastAsia"/>
           <w:b/>
           <w:bCs/>
           <w:sz w:val="30"/>
@@ -10655,7 +10661,7 @@
           <w:numId w:val="2"/>
         </w:numPr>
         <w:rPr>
-          <w:rFonts w:ascii="仿宋" w:eastAsia="仿宋" w:hAnsi="仿宋"/>
+          <w:rFonts w:ascii="仿宋" w:eastAsia="仿宋" w:hAnsi="仿宋" w:hint="eastAsia"/>
           <w:b/>
           <w:bCs/>
           <w:sz w:val="30"/>
@@ -10681,7 +10687,7 @@
           <w:numId w:val="2"/>
         </w:numPr>
         <w:rPr>
-          <w:rFonts w:ascii="仿宋" w:eastAsia="仿宋" w:hAnsi="仿宋"/>
+          <w:rFonts w:ascii="仿宋" w:eastAsia="仿宋" w:hAnsi="仿宋" w:hint="eastAsia"/>
           <w:b/>
           <w:bCs/>
           <w:sz w:val="30"/>
@@ -10707,7 +10713,7 @@
           <w:numId w:val="2"/>
         </w:numPr>
         <w:rPr>
-          <w:rFonts w:ascii="仿宋" w:eastAsia="仿宋" w:hAnsi="仿宋"/>
+          <w:rFonts w:ascii="仿宋" w:eastAsia="仿宋" w:hAnsi="仿宋" w:hint="eastAsia"/>
           <w:b/>
           <w:bCs/>
           <w:sz w:val="30"/>
@@ -10733,7 +10739,7 @@
           <w:numId w:val="2"/>
         </w:numPr>
         <w:rPr>
-          <w:rFonts w:ascii="仿宋" w:eastAsia="仿宋" w:hAnsi="仿宋"/>
+          <w:rFonts w:ascii="仿宋" w:eastAsia="仿宋" w:hAnsi="仿宋" w:hint="eastAsia"/>
           <w:b/>
           <w:bCs/>
           <w:sz w:val="30"/>
@@ -10759,7 +10765,7 @@
           <w:numId w:val="2"/>
         </w:numPr>
         <w:rPr>
-          <w:rFonts w:ascii="仿宋" w:eastAsia="仿宋" w:hAnsi="仿宋"/>
+          <w:rFonts w:ascii="仿宋" w:eastAsia="仿宋" w:hAnsi="仿宋" w:hint="eastAsia"/>
           <w:b/>
           <w:bCs/>
           <w:sz w:val="30"/>
@@ -10785,7 +10791,7 @@
           <w:numId w:val="2"/>
         </w:numPr>
         <w:rPr>
-          <w:rFonts w:ascii="仿宋" w:eastAsia="仿宋" w:hAnsi="仿宋"/>
+          <w:rFonts w:ascii="仿宋" w:eastAsia="仿宋" w:hAnsi="仿宋" w:hint="eastAsia"/>
           <w:b/>
           <w:bCs/>
           <w:sz w:val="30"/>
